--- a/report_项目4_CVM微架构分析.docx
+++ b/report_项目4_CVM微架构分析.docx
@@ -11,6 +11,10 @@
     <w:p>
       <w:pPr>
         <w:jc w:val="center"/>
+        <w:rPr>
+          <w:b/>
+          <w:sz w:val="52"/>
+        </w:rPr>
       </w:pPr>
       <w:r>
         <w:rPr>
@@ -19,19 +23,9 @@
         </w:rPr>
         <w:t>CVM 竞品微架构性能测评报告</w:t>
       </w:r>
+      <w:bookmarkStart w:id="0" w:name="_GoBack"/>
+      <w:bookmarkEnd w:id="0"/>
     </w:p>
-    <w:p>
-      <w:pPr>
-        <w:jc w:val="center"/>
-      </w:pPr>
-      <w:r>
-        <w:rPr>
-          <w:sz w:val="32"/>
-        </w:rPr>
-        <w:t>Mini 项目考核 — 题目 1</w:t>
-      </w:r>
-    </w:p>
-    <w:p/>
     <w:p>
       <w:pPr>
         <w:jc w:val="center"/>
@@ -50,8 +44,6 @@
         </w:rPr>
         <w:t>陈俊禄</w:t>
       </w:r>
-      <w:bookmarkStart w:id="0" w:name="_GoBack"/>
-      <w:bookmarkEnd w:id="0"/>
       <w:r>
         <w:rPr>
           <w:sz w:val="28"/>
@@ -358,12 +350,6 @@
             <w:insideH w:val="single" w:color="4F81BD" w:themeColor="accent1" w:sz="8" w:space="0"/>
             <w:insideV w:val="single" w:color="4F81BD" w:themeColor="accent1" w:sz="8" w:space="0"/>
           </w:tblBorders>
-          <w:tblCellMar>
-            <w:top w:w="0" w:type="dxa"/>
-            <w:left w:w="108" w:type="dxa"/>
-            <w:bottom w:w="0" w:type="dxa"/>
-            <w:right w:w="108" w:type="dxa"/>
-          </w:tblCellMar>
         </w:tblPrEx>
         <w:tc>
           <w:tcPr>
@@ -3320,6 +3306,12 @@
             <w:insideH w:val="single" w:color="4F81BD" w:themeColor="accent1" w:sz="8" w:space="0"/>
             <w:insideV w:val="single" w:color="4F81BD" w:themeColor="accent1" w:sz="8" w:space="0"/>
           </w:tblBorders>
+          <w:tblCellMar>
+            <w:top w:w="0" w:type="dxa"/>
+            <w:left w:w="108" w:type="dxa"/>
+            <w:bottom w:w="0" w:type="dxa"/>
+            <w:right w:w="108" w:type="dxa"/>
+          </w:tblCellMar>
         </w:tblPrEx>
         <w:tc>
           <w:tcPr>
@@ -3931,17 +3923,17 @@
     <w:lsdException w:uiPriority="99" w:name="endnote reference"/>
     <w:lsdException w:uiPriority="99" w:name="endnote text"/>
     <w:lsdException w:uiPriority="99" w:name="table of authorities"/>
-    <w:lsdException w:uiPriority="99" w:semiHidden="0" w:name="macro"/>
+    <w:lsdException w:qFormat="1" w:uiPriority="99" w:semiHidden="0" w:name="macro"/>
     <w:lsdException w:uiPriority="99" w:name="toa heading"/>
     <w:lsdException w:qFormat="1" w:uiPriority="99" w:semiHidden="0" w:name="List"/>
     <w:lsdException w:qFormat="1" w:uiPriority="99" w:semiHidden="0" w:name="List Bullet"/>
-    <w:lsdException w:uiPriority="99" w:semiHidden="0" w:name="List Number"/>
+    <w:lsdException w:qFormat="1" w:uiPriority="99" w:semiHidden="0" w:name="List Number"/>
     <w:lsdException w:qFormat="1" w:uiPriority="99" w:semiHidden="0" w:name="List 2"/>
     <w:lsdException w:qFormat="1" w:uiPriority="99" w:semiHidden="0" w:name="List 3"/>
     <w:lsdException w:uiPriority="99" w:name="List 4"/>
     <w:lsdException w:uiPriority="99" w:name="List 5"/>
     <w:lsdException w:qFormat="1" w:uiPriority="99" w:semiHidden="0" w:name="List Bullet 2"/>
-    <w:lsdException w:uiPriority="99" w:semiHidden="0" w:name="List Bullet 3"/>
+    <w:lsdException w:qFormat="1" w:uiPriority="99" w:semiHidden="0" w:name="List Bullet 3"/>
     <w:lsdException w:uiPriority="99" w:name="List Bullet 4"/>
     <w:lsdException w:uiPriority="99" w:name="List Bullet 5"/>
     <w:lsdException w:qFormat="1" w:uiPriority="99" w:semiHidden="0" w:name="List Number 2"/>
@@ -3971,7 +3963,7 @@
     <w:lsdException w:uiPriority="99" w:name="Body Text Indent 2"/>
     <w:lsdException w:uiPriority="99" w:name="Body Text Indent 3"/>
     <w:lsdException w:uiPriority="99" w:name="Block Text"/>
-    <w:lsdException w:uiPriority="99" w:name="Hyperlink"/>
+    <w:lsdException w:qFormat="1" w:uiPriority="99" w:name="Hyperlink"/>
     <w:lsdException w:uiPriority="99" w:name="FollowedHyperlink"/>
     <w:lsdException w:qFormat="1" w:unhideWhenUsed="0" w:uiPriority="22" w:semiHidden="0" w:name="Strong"/>
     <w:lsdException w:qFormat="1" w:unhideWhenUsed="0" w:uiPriority="20" w:semiHidden="0" w:name="Emphasis"/>
@@ -3989,7 +3981,7 @@
     <w:lsdException w:uiPriority="99" w:name="HTML Sample"/>
     <w:lsdException w:uiPriority="99" w:name="HTML Typewriter"/>
     <w:lsdException w:uiPriority="99" w:name="HTML Variable"/>
-    <w:lsdException w:uiPriority="99" w:name="Normal Table"/>
+    <w:lsdException w:qFormat="1" w:uiPriority="99" w:name="Normal Table"/>
     <w:lsdException w:uiPriority="99" w:name="annotation subject"/>
     <w:lsdException w:uiPriority="99" w:name="Table Simple 1"/>
     <w:lsdException w:uiPriority="99" w:name="Table Simple 2"/>
@@ -4037,48 +4029,48 @@
     <w:lsdException w:qFormat="1" w:unhideWhenUsed="0" w:uiPriority="59" w:semiHidden="0" w:name="Table Grid"/>
     <w:lsdException w:uiPriority="99" w:name="Table Theme"/>
     <w:lsdException w:qFormat="1" w:unhideWhenUsed="0" w:uiPriority="1" w:semiHidden="0" w:name="No Spacing"/>
-    <w:lsdException w:unhideWhenUsed="0" w:uiPriority="60" w:semiHidden="0" w:name="Light Shading"/>
+    <w:lsdException w:qFormat="1" w:unhideWhenUsed="0" w:uiPriority="60" w:semiHidden="0" w:name="Light Shading"/>
     <w:lsdException w:qFormat="1" w:unhideWhenUsed="0" w:uiPriority="61" w:semiHidden="0" w:name="Light List"/>
     <w:lsdException w:qFormat="1" w:unhideWhenUsed="0" w:uiPriority="62" w:semiHidden="0" w:name="Light Grid"/>
     <w:lsdException w:qFormat="1" w:unhideWhenUsed="0" w:uiPriority="63" w:semiHidden="0" w:name="Medium Shading 1"/>
     <w:lsdException w:qFormat="1" w:unhideWhenUsed="0" w:uiPriority="64" w:semiHidden="0" w:name="Medium Shading 2"/>
     <w:lsdException w:qFormat="1" w:unhideWhenUsed="0" w:uiPriority="65" w:semiHidden="0" w:name="Medium List 1"/>
-    <w:lsdException w:unhideWhenUsed="0" w:uiPriority="66" w:semiHidden="0" w:name="Medium List 2"/>
+    <w:lsdException w:qFormat="1" w:unhideWhenUsed="0" w:uiPriority="66" w:semiHidden="0" w:name="Medium List 2"/>
     <w:lsdException w:qFormat="1" w:unhideWhenUsed="0" w:uiPriority="67" w:semiHidden="0" w:name="Medium Grid 1"/>
-    <w:lsdException w:unhideWhenUsed="0" w:uiPriority="68" w:semiHidden="0" w:name="Medium Grid 2"/>
+    <w:lsdException w:qFormat="1" w:unhideWhenUsed="0" w:uiPriority="68" w:semiHidden="0" w:name="Medium Grid 2"/>
     <w:lsdException w:qFormat="1" w:unhideWhenUsed="0" w:uiPriority="69" w:semiHidden="0" w:name="Medium Grid 3"/>
-    <w:lsdException w:unhideWhenUsed="0" w:uiPriority="70" w:semiHidden="0" w:name="Dark List"/>
+    <w:lsdException w:qFormat="1" w:unhideWhenUsed="0" w:uiPriority="70" w:semiHidden="0" w:name="Dark List"/>
     <w:lsdException w:unhideWhenUsed="0" w:uiPriority="71" w:semiHidden="0" w:name="Colorful Shading"/>
-    <w:lsdException w:unhideWhenUsed="0" w:uiPriority="72" w:semiHidden="0" w:name="Colorful List"/>
-    <w:lsdException w:unhideWhenUsed="0" w:uiPriority="73" w:semiHidden="0" w:name="Colorful Grid"/>
-    <w:lsdException w:unhideWhenUsed="0" w:uiPriority="60" w:semiHidden="0" w:name="Light Shading Accent 1"/>
+    <w:lsdException w:qFormat="1" w:unhideWhenUsed="0" w:uiPriority="72" w:semiHidden="0" w:name="Colorful List"/>
+    <w:lsdException w:qFormat="1" w:unhideWhenUsed="0" w:uiPriority="73" w:semiHidden="0" w:name="Colorful Grid"/>
+    <w:lsdException w:qFormat="1" w:unhideWhenUsed="0" w:uiPriority="60" w:semiHidden="0" w:name="Light Shading Accent 1"/>
     <w:lsdException w:qFormat="1" w:unhideWhenUsed="0" w:uiPriority="61" w:semiHidden="0" w:name="Light List Accent 1"/>
     <w:lsdException w:qFormat="1" w:unhideWhenUsed="0" w:uiPriority="62" w:semiHidden="0" w:name="Light Grid Accent 1"/>
     <w:lsdException w:qFormat="1" w:unhideWhenUsed="0" w:uiPriority="63" w:semiHidden="0" w:name="Medium Shading 1 Accent 1"/>
-    <w:lsdException w:unhideWhenUsed="0" w:uiPriority="64" w:semiHidden="0" w:name="Medium Shading 2 Accent 1"/>
+    <w:lsdException w:qFormat="1" w:unhideWhenUsed="0" w:uiPriority="64" w:semiHidden="0" w:name="Medium Shading 2 Accent 1"/>
     <w:lsdException w:unhideWhenUsed="0" w:uiPriority="65" w:semiHidden="0" w:name="Medium List 1 Accent 1"/>
     <w:lsdException w:qFormat="1" w:unhideWhenUsed="0" w:uiPriority="34" w:semiHidden="0" w:name="List Paragraph"/>
     <w:lsdException w:qFormat="1" w:unhideWhenUsed="0" w:uiPriority="29" w:semiHidden="0" w:name="Quote"/>
     <w:lsdException w:qFormat="1" w:unhideWhenUsed="0" w:uiPriority="30" w:semiHidden="0" w:name="Intense Quote"/>
     <w:lsdException w:qFormat="1" w:unhideWhenUsed="0" w:uiPriority="66" w:semiHidden="0" w:name="Medium List 2 Accent 1"/>
     <w:lsdException w:unhideWhenUsed="0" w:uiPriority="67" w:semiHidden="0" w:name="Medium Grid 1 Accent 1"/>
-    <w:lsdException w:unhideWhenUsed="0" w:uiPriority="68" w:semiHidden="0" w:name="Medium Grid 2 Accent 1"/>
+    <w:lsdException w:qFormat="1" w:unhideWhenUsed="0" w:uiPriority="68" w:semiHidden="0" w:name="Medium Grid 2 Accent 1"/>
     <w:lsdException w:unhideWhenUsed="0" w:uiPriority="69" w:semiHidden="0" w:name="Medium Grid 3 Accent 1"/>
-    <w:lsdException w:unhideWhenUsed="0" w:uiPriority="70" w:semiHidden="0" w:name="Dark List Accent 1"/>
+    <w:lsdException w:qFormat="1" w:unhideWhenUsed="0" w:uiPriority="70" w:semiHidden="0" w:name="Dark List Accent 1"/>
     <w:lsdException w:unhideWhenUsed="0" w:uiPriority="71" w:semiHidden="0" w:name="Colorful Shading Accent 1"/>
-    <w:lsdException w:unhideWhenUsed="0" w:uiPriority="72" w:semiHidden="0" w:name="Colorful List Accent 1"/>
+    <w:lsdException w:qFormat="1" w:unhideWhenUsed="0" w:uiPriority="72" w:semiHidden="0" w:name="Colorful List Accent 1"/>
     <w:lsdException w:unhideWhenUsed="0" w:uiPriority="73" w:semiHidden="0" w:name="Colorful Grid Accent 1"/>
     <w:lsdException w:qFormat="1" w:unhideWhenUsed="0" w:uiPriority="60" w:semiHidden="0" w:name="Light Shading Accent 2"/>
     <w:lsdException w:qFormat="1" w:unhideWhenUsed="0" w:uiPriority="61" w:semiHidden="0" w:name="Light List Accent 2"/>
     <w:lsdException w:qFormat="1" w:unhideWhenUsed="0" w:uiPriority="62" w:semiHidden="0" w:name="Light Grid Accent 2"/>
     <w:lsdException w:qFormat="1" w:unhideWhenUsed="0" w:uiPriority="63" w:semiHidden="0" w:name="Medium Shading 1 Accent 2"/>
-    <w:lsdException w:unhideWhenUsed="0" w:uiPriority="64" w:semiHidden="0" w:name="Medium Shading 2 Accent 2"/>
-    <w:lsdException w:unhideWhenUsed="0" w:uiPriority="65" w:semiHidden="0" w:name="Medium List 1 Accent 2"/>
+    <w:lsdException w:qFormat="1" w:unhideWhenUsed="0" w:uiPriority="64" w:semiHidden="0" w:name="Medium Shading 2 Accent 2"/>
+    <w:lsdException w:qFormat="1" w:unhideWhenUsed="0" w:uiPriority="65" w:semiHidden="0" w:name="Medium List 1 Accent 2"/>
     <w:lsdException w:qFormat="1" w:unhideWhenUsed="0" w:uiPriority="66" w:semiHidden="0" w:name="Medium List 2 Accent 2"/>
     <w:lsdException w:qFormat="1" w:unhideWhenUsed="0" w:uiPriority="67" w:semiHidden="0" w:name="Medium Grid 1 Accent 2"/>
     <w:lsdException w:unhideWhenUsed="0" w:uiPriority="68" w:semiHidden="0" w:name="Medium Grid 2 Accent 2"/>
     <w:lsdException w:qFormat="1" w:unhideWhenUsed="0" w:uiPriority="69" w:semiHidden="0" w:name="Medium Grid 3 Accent 2"/>
-    <w:lsdException w:unhideWhenUsed="0" w:uiPriority="70" w:semiHidden="0" w:name="Dark List Accent 2"/>
+    <w:lsdException w:qFormat="1" w:unhideWhenUsed="0" w:uiPriority="70" w:semiHidden="0" w:name="Dark List Accent 2"/>
     <w:lsdException w:qFormat="1" w:unhideWhenUsed="0" w:uiPriority="71" w:semiHidden="0" w:name="Colorful Shading Accent 2"/>
     <w:lsdException w:qFormat="1" w:unhideWhenUsed="0" w:uiPriority="72" w:semiHidden="0" w:name="Colorful List Accent 2"/>
     <w:lsdException w:qFormat="1" w:unhideWhenUsed="0" w:uiPriority="73" w:semiHidden="0" w:name="Colorful Grid Accent 2"/>
@@ -4087,38 +4079,38 @@
     <w:lsdException w:qFormat="1" w:unhideWhenUsed="0" w:uiPriority="62" w:semiHidden="0" w:name="Light Grid Accent 3"/>
     <w:lsdException w:qFormat="1" w:unhideWhenUsed="0" w:uiPriority="63" w:semiHidden="0" w:name="Medium Shading 1 Accent 3"/>
     <w:lsdException w:qFormat="1" w:unhideWhenUsed="0" w:uiPriority="64" w:semiHidden="0" w:name="Medium Shading 2 Accent 3"/>
-    <w:lsdException w:unhideWhenUsed="0" w:uiPriority="65" w:semiHidden="0" w:name="Medium List 1 Accent 3"/>
-    <w:lsdException w:unhideWhenUsed="0" w:uiPriority="66" w:semiHidden="0" w:name="Medium List 2 Accent 3"/>
-    <w:lsdException w:unhideWhenUsed="0" w:uiPriority="67" w:semiHidden="0" w:name="Medium Grid 1 Accent 3"/>
-    <w:lsdException w:unhideWhenUsed="0" w:uiPriority="68" w:semiHidden="0" w:name="Medium Grid 2 Accent 3"/>
+    <w:lsdException w:qFormat="1" w:unhideWhenUsed="0" w:uiPriority="65" w:semiHidden="0" w:name="Medium List 1 Accent 3"/>
+    <w:lsdException w:qFormat="1" w:unhideWhenUsed="0" w:uiPriority="66" w:semiHidden="0" w:name="Medium List 2 Accent 3"/>
+    <w:lsdException w:qFormat="1" w:unhideWhenUsed="0" w:uiPriority="67" w:semiHidden="0" w:name="Medium Grid 1 Accent 3"/>
+    <w:lsdException w:qFormat="1" w:unhideWhenUsed="0" w:uiPriority="68" w:semiHidden="0" w:name="Medium Grid 2 Accent 3"/>
     <w:lsdException w:qFormat="1" w:unhideWhenUsed="0" w:uiPriority="69" w:semiHidden="0" w:name="Medium Grid 3 Accent 3"/>
-    <w:lsdException w:unhideWhenUsed="0" w:uiPriority="70" w:semiHidden="0" w:name="Dark List Accent 3"/>
-    <w:lsdException w:unhideWhenUsed="0" w:uiPriority="71" w:semiHidden="0" w:name="Colorful Shading Accent 3"/>
+    <w:lsdException w:qFormat="1" w:unhideWhenUsed="0" w:uiPriority="70" w:semiHidden="0" w:name="Dark List Accent 3"/>
+    <w:lsdException w:qFormat="1" w:unhideWhenUsed="0" w:uiPriority="71" w:semiHidden="0" w:name="Colorful Shading Accent 3"/>
     <w:lsdException w:qFormat="1" w:unhideWhenUsed="0" w:uiPriority="72" w:semiHidden="0" w:name="Colorful List Accent 3"/>
     <w:lsdException w:qFormat="1" w:unhideWhenUsed="0" w:uiPriority="73" w:semiHidden="0" w:name="Colorful Grid Accent 3"/>
     <w:lsdException w:qFormat="1" w:unhideWhenUsed="0" w:uiPriority="60" w:semiHidden="0" w:name="Light Shading Accent 4"/>
     <w:lsdException w:unhideWhenUsed="0" w:uiPriority="61" w:semiHidden="0" w:name="Light List Accent 4"/>
     <w:lsdException w:qFormat="1" w:unhideWhenUsed="0" w:uiPriority="62" w:semiHidden="0" w:name="Light Grid Accent 4"/>
     <w:lsdException w:qFormat="1" w:unhideWhenUsed="0" w:uiPriority="63" w:semiHidden="0" w:name="Medium Shading 1 Accent 4"/>
-    <w:lsdException w:unhideWhenUsed="0" w:uiPriority="64" w:semiHidden="0" w:name="Medium Shading 2 Accent 4"/>
-    <w:lsdException w:unhideWhenUsed="0" w:uiPriority="65" w:semiHidden="0" w:name="Medium List 1 Accent 4"/>
-    <w:lsdException w:unhideWhenUsed="0" w:uiPriority="66" w:semiHidden="0" w:name="Medium List 2 Accent 4"/>
+    <w:lsdException w:qFormat="1" w:unhideWhenUsed="0" w:uiPriority="64" w:semiHidden="0" w:name="Medium Shading 2 Accent 4"/>
+    <w:lsdException w:qFormat="1" w:unhideWhenUsed="0" w:uiPriority="65" w:semiHidden="0" w:name="Medium List 1 Accent 4"/>
+    <w:lsdException w:qFormat="1" w:unhideWhenUsed="0" w:uiPriority="66" w:semiHidden="0" w:name="Medium List 2 Accent 4"/>
     <w:lsdException w:qFormat="1" w:unhideWhenUsed="0" w:uiPriority="67" w:semiHidden="0" w:name="Medium Grid 1 Accent 4"/>
-    <w:lsdException w:unhideWhenUsed="0" w:uiPriority="68" w:semiHidden="0" w:name="Medium Grid 2 Accent 4"/>
+    <w:lsdException w:qFormat="1" w:unhideWhenUsed="0" w:uiPriority="68" w:semiHidden="0" w:name="Medium Grid 2 Accent 4"/>
     <w:lsdException w:qFormat="1" w:unhideWhenUsed="0" w:uiPriority="69" w:semiHidden="0" w:name="Medium Grid 3 Accent 4"/>
     <w:lsdException w:qFormat="1" w:unhideWhenUsed="0" w:uiPriority="70" w:semiHidden="0" w:name="Dark List Accent 4"/>
-    <w:lsdException w:unhideWhenUsed="0" w:uiPriority="71" w:semiHidden="0" w:name="Colorful Shading Accent 4"/>
+    <w:lsdException w:qFormat="1" w:unhideWhenUsed="0" w:uiPriority="71" w:semiHidden="0" w:name="Colorful Shading Accent 4"/>
     <w:lsdException w:qFormat="1" w:unhideWhenUsed="0" w:uiPriority="72" w:semiHidden="0" w:name="Colorful List Accent 4"/>
-    <w:lsdException w:unhideWhenUsed="0" w:uiPriority="73" w:semiHidden="0" w:name="Colorful Grid Accent 4"/>
+    <w:lsdException w:qFormat="1" w:unhideWhenUsed="0" w:uiPriority="73" w:semiHidden="0" w:name="Colorful Grid Accent 4"/>
     <w:lsdException w:unhideWhenUsed="0" w:uiPriority="60" w:semiHidden="0" w:name="Light Shading Accent 5"/>
     <w:lsdException w:qFormat="1" w:unhideWhenUsed="0" w:uiPriority="61" w:semiHidden="0" w:name="Light List Accent 5"/>
     <w:lsdException w:qFormat="1" w:unhideWhenUsed="0" w:uiPriority="62" w:semiHidden="0" w:name="Light Grid Accent 5"/>
     <w:lsdException w:unhideWhenUsed="0" w:uiPriority="63" w:semiHidden="0" w:name="Medium Shading 1 Accent 5"/>
     <w:lsdException w:qFormat="1" w:unhideWhenUsed="0" w:uiPriority="64" w:semiHidden="0" w:name="Medium Shading 2 Accent 5"/>
-    <w:lsdException w:unhideWhenUsed="0" w:uiPriority="65" w:semiHidden="0" w:name="Medium List 1 Accent 5"/>
+    <w:lsdException w:qFormat="1" w:unhideWhenUsed="0" w:uiPriority="65" w:semiHidden="0" w:name="Medium List 1 Accent 5"/>
     <w:lsdException w:unhideWhenUsed="0" w:uiPriority="66" w:semiHidden="0" w:name="Medium List 2 Accent 5"/>
     <w:lsdException w:qFormat="1" w:unhideWhenUsed="0" w:uiPriority="67" w:semiHidden="0" w:name="Medium Grid 1 Accent 5"/>
-    <w:lsdException w:unhideWhenUsed="0" w:uiPriority="68" w:semiHidden="0" w:name="Medium Grid 2 Accent 5"/>
+    <w:lsdException w:qFormat="1" w:unhideWhenUsed="0" w:uiPriority="68" w:semiHidden="0" w:name="Medium Grid 2 Accent 5"/>
     <w:lsdException w:unhideWhenUsed="0" w:uiPriority="69" w:semiHidden="0" w:name="Medium Grid 3 Accent 5"/>
     <w:lsdException w:unhideWhenUsed="0" w:uiPriority="70" w:semiHidden="0" w:name="Dark List Accent 5"/>
     <w:lsdException w:qFormat="1" w:unhideWhenUsed="0" w:uiPriority="71" w:semiHidden="0" w:name="Colorful Shading Accent 5"/>
@@ -4128,10 +4120,10 @@
     <w:lsdException w:qFormat="1" w:unhideWhenUsed="0" w:uiPriority="61" w:semiHidden="0" w:name="Light List Accent 6"/>
     <w:lsdException w:qFormat="1" w:unhideWhenUsed="0" w:uiPriority="62" w:semiHidden="0" w:name="Light Grid Accent 6"/>
     <w:lsdException w:unhideWhenUsed="0" w:uiPriority="63" w:semiHidden="0" w:name="Medium Shading 1 Accent 6"/>
-    <w:lsdException w:unhideWhenUsed="0" w:uiPriority="64" w:semiHidden="0" w:name="Medium Shading 2 Accent 6"/>
+    <w:lsdException w:qFormat="1" w:unhideWhenUsed="0" w:uiPriority="64" w:semiHidden="0" w:name="Medium Shading 2 Accent 6"/>
     <w:lsdException w:qFormat="1" w:unhideWhenUsed="0" w:uiPriority="65" w:semiHidden="0" w:name="Medium List 1 Accent 6"/>
-    <w:lsdException w:unhideWhenUsed="0" w:uiPriority="66" w:semiHidden="0" w:name="Medium List 2 Accent 6"/>
-    <w:lsdException w:unhideWhenUsed="0" w:uiPriority="67" w:semiHidden="0" w:name="Medium Grid 1 Accent 6"/>
+    <w:lsdException w:qFormat="1" w:unhideWhenUsed="0" w:uiPriority="66" w:semiHidden="0" w:name="Medium List 2 Accent 6"/>
+    <w:lsdException w:qFormat="1" w:unhideWhenUsed="0" w:uiPriority="67" w:semiHidden="0" w:name="Medium Grid 1 Accent 6"/>
     <w:lsdException w:qFormat="1" w:unhideWhenUsed="0" w:uiPriority="68" w:semiHidden="0" w:name="Medium Grid 2 Accent 6"/>
     <w:lsdException w:qFormat="1" w:unhideWhenUsed="0" w:uiPriority="69" w:semiHidden="0" w:name="Medium Grid 3 Accent 6"/>
     <w:lsdException w:qFormat="1" w:unhideWhenUsed="0" w:uiPriority="70" w:semiHidden="0" w:name="Dark List Accent 6"/>
@@ -4400,6 +4392,7 @@
     <w:name w:val="Normal Table"/>
     <w:semiHidden/>
     <w:unhideWhenUsed/>
+    <w:qFormat/>
     <w:uiPriority w:val="99"/>
     <w:tblPr>
       <w:tblCellMar>
@@ -4414,6 +4407,7 @@
     <w:name w:val="macro"/>
     <w:link w:val="149"/>
     <w:unhideWhenUsed/>
+    <w:qFormat/>
     <w:uiPriority w:val="99"/>
     <w:pPr>
       <w:tabs>
@@ -4463,6 +4457,7 @@
     <w:name w:val="List Number"/>
     <w:basedOn w:val="1"/>
     <w:unhideWhenUsed/>
+    <w:qFormat/>
     <w:uiPriority w:val="99"/>
     <w:pPr>
       <w:numPr>
@@ -4529,6 +4524,7 @@
     <w:name w:val="List Bullet 3"/>
     <w:basedOn w:val="1"/>
     <w:unhideWhenUsed/>
+    <w:qFormat/>
     <w:uiPriority w:val="99"/>
     <w:pPr>
       <w:numPr>
@@ -4748,6 +4744,7 @@
   <w:style w:type="table" w:styleId="34">
     <w:name w:val="Light Shading"/>
     <w:basedOn w:val="32"/>
+    <w:qFormat/>
     <w:uiPriority w:val="60"/>
     <w:pPr>
       <w:spacing w:after="0" w:line="240" w:lineRule="auto"/>
@@ -4847,6 +4844,7 @@
   <w:style w:type="table" w:styleId="35">
     <w:name w:val="Light Shading Accent 1"/>
     <w:basedOn w:val="32"/>
+    <w:qFormat/>
     <w:uiPriority w:val="60"/>
     <w:pPr>
       <w:spacing w:after="0" w:line="240" w:lineRule="auto"/>
@@ -7911,6 +7909,7 @@
   <w:style w:type="table" w:styleId="63">
     <w:name w:val="Medium Shading 2 Accent 1"/>
     <w:basedOn w:val="32"/>
+    <w:qFormat/>
     <w:uiPriority w:val="64"/>
     <w:pPr>
       <w:spacing w:after="0" w:line="240" w:lineRule="auto"/>
@@ -8076,6 +8075,7 @@
   <w:style w:type="table" w:styleId="64">
     <w:name w:val="Medium Shading 2 Accent 2"/>
     <w:basedOn w:val="32"/>
+    <w:qFormat/>
     <w:uiPriority w:val="64"/>
     <w:pPr>
       <w:spacing w:after="0" w:line="240" w:lineRule="auto"/>
@@ -8407,6 +8407,7 @@
   <w:style w:type="table" w:styleId="66">
     <w:name w:val="Medium Shading 2 Accent 4"/>
     <w:basedOn w:val="32"/>
+    <w:qFormat/>
     <w:uiPriority w:val="64"/>
     <w:pPr>
       <w:spacing w:after="0" w:line="240" w:lineRule="auto"/>
@@ -8738,6 +8739,7 @@
   <w:style w:type="table" w:styleId="68">
     <w:name w:val="Medium Shading 2 Accent 6"/>
     <w:basedOn w:val="32"/>
+    <w:qFormat/>
     <w:uiPriority w:val="64"/>
     <w:pPr>
       <w:spacing w:after="0" w:line="240" w:lineRule="auto"/>
@@ -9084,6 +9086,7 @@
   <w:style w:type="table" w:styleId="71">
     <w:name w:val="Medium List 1 Accent 2"/>
     <w:basedOn w:val="32"/>
+    <w:qFormat/>
     <w:uiPriority w:val="65"/>
     <w:pPr>
       <w:spacing w:after="0" w:line="240" w:lineRule="auto"/>
@@ -9174,6 +9177,7 @@
   <w:style w:type="table" w:styleId="72">
     <w:name w:val="Medium List 1 Accent 3"/>
     <w:basedOn w:val="32"/>
+    <w:qFormat/>
     <w:uiPriority w:val="65"/>
     <w:pPr>
       <w:spacing w:after="0" w:line="240" w:lineRule="auto"/>
@@ -9264,6 +9268,7 @@
   <w:style w:type="table" w:styleId="73">
     <w:name w:val="Medium List 1 Accent 4"/>
     <w:basedOn w:val="32"/>
+    <w:qFormat/>
     <w:uiPriority w:val="65"/>
     <w:pPr>
       <w:spacing w:after="0" w:line="240" w:lineRule="auto"/>
@@ -9354,6 +9359,7 @@
   <w:style w:type="table" w:styleId="74">
     <w:name w:val="Medium List 1 Accent 5"/>
     <w:basedOn w:val="32"/>
+    <w:qFormat/>
     <w:uiPriority w:val="65"/>
     <w:pPr>
       <w:spacing w:after="0" w:line="240" w:lineRule="auto"/>
@@ -9535,6 +9541,7 @@
   <w:style w:type="table" w:styleId="76">
     <w:name w:val="Medium List 2"/>
     <w:basedOn w:val="32"/>
+    <w:qFormat/>
     <w:uiPriority w:val="66"/>
     <w:pPr>
       <w:spacing w:after="0" w:line="240" w:lineRule="auto"/>
@@ -9924,6 +9931,7 @@
   <w:style w:type="table" w:styleId="79">
     <w:name w:val="Medium List 2 Accent 3"/>
     <w:basedOn w:val="32"/>
+    <w:qFormat/>
     <w:uiPriority w:val="66"/>
     <w:pPr>
       <w:spacing w:after="0" w:line="240" w:lineRule="auto"/>
@@ -10053,6 +10061,7 @@
   <w:style w:type="table" w:styleId="80">
     <w:name w:val="Medium List 2 Accent 4"/>
     <w:basedOn w:val="32"/>
+    <w:qFormat/>
     <w:uiPriority w:val="66"/>
     <w:pPr>
       <w:spacing w:after="0" w:line="240" w:lineRule="auto"/>
@@ -10311,6 +10320,7 @@
   <w:style w:type="table" w:styleId="82">
     <w:name w:val="Medium List 2 Accent 6"/>
     <w:basedOn w:val="32"/>
+    <w:qFormat/>
     <w:uiPriority w:val="66"/>
     <w:pPr>
       <w:spacing w:after="0" w:line="240" w:lineRule="auto"/>
@@ -10649,6 +10659,7 @@
   <w:style w:type="table" w:styleId="86">
     <w:name w:val="Medium Grid 1 Accent 3"/>
     <w:basedOn w:val="32"/>
+    <w:qFormat/>
     <w:uiPriority w:val="67"/>
     <w:pPr>
       <w:spacing w:after="0" w:line="240" w:lineRule="auto"/>
@@ -10858,6 +10869,7 @@
   <w:style w:type="table" w:styleId="89">
     <w:name w:val="Medium Grid 1 Accent 6"/>
     <w:basedOn w:val="32"/>
+    <w:qFormat/>
     <w:uiPriority w:val="67"/>
     <w:pPr>
       <w:spacing w:after="0" w:line="240" w:lineRule="auto"/>
@@ -10927,6 +10939,7 @@
   <w:style w:type="table" w:styleId="90">
     <w:name w:val="Medium Grid 2"/>
     <w:basedOn w:val="32"/>
+    <w:qFormat/>
     <w:uiPriority w:val="68"/>
     <w:pPr>
       <w:spacing w:after="0" w:line="240" w:lineRule="auto"/>
@@ -11073,6 +11086,7 @@
   <w:style w:type="table" w:styleId="91">
     <w:name w:val="Medium Grid 2 Accent 1"/>
     <w:basedOn w:val="32"/>
+    <w:qFormat/>
     <w:uiPriority w:val="68"/>
     <w:pPr>
       <w:spacing w:after="0" w:line="240" w:lineRule="auto"/>
@@ -11365,6 +11379,7 @@
   <w:style w:type="table" w:styleId="93">
     <w:name w:val="Medium Grid 2 Accent 3"/>
     <w:basedOn w:val="32"/>
+    <w:qFormat/>
     <w:uiPriority w:val="68"/>
     <w:pPr>
       <w:spacing w:after="0" w:line="240" w:lineRule="auto"/>
@@ -11511,6 +11526,7 @@
   <w:style w:type="table" w:styleId="94">
     <w:name w:val="Medium Grid 2 Accent 4"/>
     <w:basedOn w:val="32"/>
+    <w:qFormat/>
     <w:uiPriority w:val="68"/>
     <w:pPr>
       <w:spacing w:after="0" w:line="240" w:lineRule="auto"/>
@@ -11657,6 +11673,7 @@
   <w:style w:type="table" w:styleId="95">
     <w:name w:val="Medium Grid 2 Accent 5"/>
     <w:basedOn w:val="32"/>
+    <w:qFormat/>
     <w:uiPriority w:val="68"/>
     <w:pPr>
       <w:spacing w:after="0" w:line="240" w:lineRule="auto"/>
@@ -13054,6 +13071,7 @@
   <w:style w:type="table" w:styleId="104">
     <w:name w:val="Dark List"/>
     <w:basedOn w:val="32"/>
+    <w:qFormat/>
     <w:uiPriority w:val="70"/>
     <w:pPr>
       <w:spacing w:after="0" w:line="240" w:lineRule="auto"/>
@@ -13169,6 +13187,7 @@
   <w:style w:type="table" w:styleId="105">
     <w:name w:val="Dark List Accent 1"/>
     <w:basedOn w:val="32"/>
+    <w:qFormat/>
     <w:uiPriority w:val="70"/>
     <w:pPr>
       <w:spacing w:after="0" w:line="240" w:lineRule="auto"/>
@@ -13284,6 +13303,7 @@
   <w:style w:type="table" w:styleId="106">
     <w:name w:val="Dark List Accent 2"/>
     <w:basedOn w:val="32"/>
+    <w:qFormat/>
     <w:uiPriority w:val="70"/>
     <w:pPr>
       <w:spacing w:after="0" w:line="240" w:lineRule="auto"/>
@@ -13399,6 +13419,7 @@
   <w:style w:type="table" w:styleId="107">
     <w:name w:val="Dark List Accent 3"/>
     <w:basedOn w:val="32"/>
+    <w:qFormat/>
     <w:uiPriority w:val="70"/>
     <w:pPr>
       <w:spacing w:after="0" w:line="240" w:lineRule="auto"/>
@@ -14306,6 +14327,7 @@
   <w:style w:type="table" w:styleId="114">
     <w:name w:val="Colorful Shading Accent 3"/>
     <w:basedOn w:val="32"/>
+    <w:qFormat/>
     <w:uiPriority w:val="71"/>
     <w:pPr>
       <w:spacing w:after="0" w:line="240" w:lineRule="auto"/>
@@ -14434,6 +14456,7 @@
   <w:style w:type="table" w:styleId="115">
     <w:name w:val="Colorful Shading Accent 4"/>
     <w:basedOn w:val="32"/>
+    <w:qFormat/>
     <w:uiPriority w:val="71"/>
     <w:pPr>
       <w:spacing w:after="0" w:line="240" w:lineRule="auto"/>
@@ -14879,6 +14902,7 @@
   <w:style w:type="table" w:styleId="118">
     <w:name w:val="Colorful List"/>
     <w:basedOn w:val="32"/>
+    <w:qFormat/>
     <w:uiPriority w:val="72"/>
     <w:pPr>
       <w:spacing w:after="0" w:line="240" w:lineRule="auto"/>
@@ -14971,6 +14995,7 @@
   <w:style w:type="table" w:styleId="119">
     <w:name w:val="Colorful List Accent 1"/>
     <w:basedOn w:val="32"/>
+    <w:qFormat/>
     <w:uiPriority w:val="72"/>
     <w:pPr>
       <w:spacing w:after="0" w:line="240" w:lineRule="auto"/>
@@ -15528,6 +15553,7 @@
   <w:style w:type="table" w:styleId="125">
     <w:name w:val="Colorful Grid"/>
     <w:basedOn w:val="32"/>
+    <w:qFormat/>
     <w:uiPriority w:val="73"/>
     <w:pPr>
       <w:spacing w:after="0" w:line="240" w:lineRule="auto"/>
@@ -15914,6 +15940,7 @@
   <w:style w:type="table" w:styleId="129">
     <w:name w:val="Colorful Grid Accent 4"/>
     <w:basedOn w:val="32"/>
+    <w:qFormat/>
     <w:uiPriority w:val="73"/>
     <w:pPr>
       <w:spacing w:after="0" w:line="240" w:lineRule="auto"/>
@@ -16236,6 +16263,7 @@
     <w:basedOn w:val="132"/>
     <w:semiHidden/>
     <w:unhideWhenUsed/>
+    <w:qFormat/>
     <w:uiPriority w:val="99"/>
     <w:rPr>
       <w:color w:val="0000FF"/>
@@ -16274,6 +16302,7 @@
     <w:name w:val="Heading 1 Char"/>
     <w:basedOn w:val="132"/>
     <w:link w:val="3"/>
+    <w:qFormat/>
     <w:uiPriority w:val="9"/>
     <w:rPr>
       <w:rFonts w:asciiTheme="majorHAnsi" w:hAnsiTheme="majorHAnsi" w:eastAsiaTheme="majorEastAsia" w:cstheme="majorBidi"/>
@@ -16338,6 +16367,7 @@
     <w:name w:val="Subtitle Char"/>
     <w:basedOn w:val="132"/>
     <w:link w:val="26"/>
+    <w:qFormat/>
     <w:uiPriority w:val="11"/>
     <w:rPr>
       <w:rFonts w:asciiTheme="majorHAnsi" w:hAnsiTheme="majorHAnsi" w:eastAsiaTheme="majorEastAsia" w:cstheme="majorBidi"/>
@@ -16368,6 +16398,7 @@
     <w:name w:val="Body Text Char"/>
     <w:basedOn w:val="132"/>
     <w:link w:val="19"/>
+    <w:qFormat/>
     <w:uiPriority w:val="99"/>
   </w:style>
   <w:style w:type="character" w:customStyle="1" w:styleId="147">
@@ -16392,6 +16423,7 @@
     <w:name w:val="Macro Text Char"/>
     <w:basedOn w:val="132"/>
     <w:link w:val="2"/>
+    <w:qFormat/>
     <w:uiPriority w:val="99"/>
     <w:rPr>
       <w:rFonts w:ascii="Courier" w:hAnsi="Courier"/>
@@ -16486,6 +16518,7 @@
     <w:basedOn w:val="132"/>
     <w:link w:val="9"/>
     <w:semiHidden/>
+    <w:qFormat/>
     <w:uiPriority w:val="9"/>
     <w:rPr>
       <w:rFonts w:asciiTheme="majorHAnsi" w:hAnsiTheme="majorHAnsi" w:eastAsiaTheme="majorEastAsia" w:cstheme="majorBidi"/>
@@ -16526,6 +16559,7 @@
     <w:basedOn w:val="132"/>
     <w:link w:val="11"/>
     <w:semiHidden/>
+    <w:qFormat/>
     <w:uiPriority w:val="9"/>
     <w:rPr>
       <w:rFonts w:asciiTheme="majorHAnsi" w:hAnsiTheme="majorHAnsi" w:eastAsiaTheme="majorEastAsia" w:cstheme="majorBidi"/>
